--- a/document_templates/russian_library/Исковые_заявления/Трудовые_споры/шаблон_Исковое_заявление_по_трудовому_спору.docx
+++ b/document_templates/russian_library/Исковые_заявления/Трудовые_споры/шаблон_Исковое_заявление_по_трудовому_спору.docx
@@ -37,7 +37,7 @@
           <w:szCs w:val="24"/>
           <w:lang w:val="en-US"/>
         </w:rPr>
-        <w:t>{{ court_w_t_w_r_w_r_w_rpr_w_rfonts_w_ascii_times_new_roman_w_hansi_times_new_roman_w_cs_times_new_roman_w_sz_w_val_24_w_szcs_w_val_24_w_lang_w_val_en_us_w_rpr_w_t_xml_space_preserve_w_t_w_r_w_r_w_rsidr_00e161c6_w_rpr_w_rfonts_w_ascii_times_new_roman_w_hansi_times_new_roman_w_cs_times_new_roman_w_sz_w_val_24_w_szcs_w_val_24_w_lang_w_val_en_us_w_rpr_w_t_name_w_t_w_r_w_r_w_rsidr_000b55c9_w_rpr_w_rfonts_w_ascii_times_new_roman_w_hansi_times_new_roman_w_cs_times_new_roman_w_sz_w_val_24_w_szcs_w_val_24_w_lang_w_val_en_us_w_rpr_w_t_xml_space_preserve_w_t_w_r_w_r_w_rsidr_00e161c6_w_rpr_w_rfonts_w_ascii_times_new_roman_w_hansi_times_new_roman_w_cs_times_new_roman_w_sz_w_val_24_w_szcs_w_val_24_w_lang_w_val_en_us_w_rpr_w_t }}</w:t>
+        <w:t>{{ name }}</w:t>
       </w:r>
     </w:p>
     <w:p>
@@ -51,15 +51,14 @@
           <w:lang w:val="en-US"/>
         </w:rPr>
       </w:pPr>
-      <w:proofErr w:type="gramStart"/>
-      <w:r>
-        <w:rPr>
-          <w:rFonts w:ascii="Times New Roman" w:hAnsi="Times New Roman" w:cs="Times New Roman"/>
-          <w:sz w:val="24"/>
-          <w:szCs w:val="24"/>
-          <w:lang w:val="en-US"/>
-        </w:rPr>
-        <w:t xml:space="preserve">{{ w_t_w_r_w_r_w_rpr_w_rfonts_w_ascii_times_new_roman_w_hansi_times_new_roman_w_cs_times_new_roman_w_sz_w_val_24_w_szcs_w_val_24_w_lang_w_val_en_us_w_rpr_w_t_court_w_t_w_r_w_prooferr_w_type_gramend_w_r_w_rsidr_00f32401_w_rpr_w_rfonts_w_ascii_times_new_roman_w_hansi_times_new_roman_w_cs_times_new_roman_w_sz_w_val_24_w_szcs_w_val_24_w_lang_w_val_en_us_w_rpr_w_t_xml_space_preserve_w_t_w_r_w_r_w_rpr_w_rfonts_w_ascii_times_new_roman_w_hansi_times_new_roman_w_cs_times_new_roman_w_sz_w_val_24_w_szcs_w_val_24_w_lang_w_val_en_us_w_rpr_w_t_address_w_t_w_r_w_r_w_rsidrpr_00960e95_w_rpr_w_rfonts_w_ascii_times_new_roman_w_hansi_times_new_roman_w_cs_times_new_roman_w_sz_w_val_24_w_szcs_w_val_24_w_lang_w_val_en_us_w_rpr_w_t_xml_space_preserve }}</w:t>
+      <w:r>
+        <w:rPr>
+          <w:rFonts w:ascii="Times New Roman" w:hAnsi="Times New Roman" w:cs="Times New Roman"/>
+          <w:sz w:val="24"/>
+          <w:szCs w:val="24"/>
+          <w:lang w:val="en-US"/>
+        </w:rPr>
+        <w:t xml:space="preserve">{{ court_address }}</w:t>
       </w:r>
       <w:r>
         <w:rPr>
@@ -106,7 +105,7 @@
           <w:szCs w:val="24"/>
           <w:lang w:val="en-US"/>
         </w:rPr>
-        <w:t xml:space="preserve"> {{ w_t_w_r_w_r_w_rsidr_00cb72ad_w_rpr_w_rfonts_w_ascii_times_new_roman_w_hansi_times_new_roman_w_cs_times_new_roman_w_sz_w_val_24_w_szcs_w_val_24_w_lang_w_val_en_us_w_rpr_w_t_plaintiff_w_t_w_r_w_r_w_rsidr_00cb72ad_w_rsidrpr_00960e95_w_rpr_w_rfonts_w_ascii_times_new_roman_w_hansi_times_new_roman_w_cs_times_new_roman_w_sz_w_val_24_w_szcs_w_val_24_w_lang_w_val_en_us_w_rpr_w_t_xml_space_preserve }}</w:t>
+        <w:t xml:space="preserve"> {{ plaintiff }}</w:t>
       </w:r>
       <w:r>
         <w:rPr>
@@ -170,7 +169,7 @@
           <w:szCs w:val="24"/>
           <w:lang w:val="en-US"/>
         </w:rPr>
-        <w:t xml:space="preserve"> {{ w_t_w_r_w_r_w_rsidr_00cb72ad_w_rpr_w_rfonts_w_ascii_times_new_roman_w_hansi_times_new_roman_w_cs_times_new_roman_w_sz_w_val_24_w_szcs_w_val_24_w_lang_w_val_en_us_w_rpr_w_t_plaintiff_w_t_w_r_w_r_w_rsidr_00f32401_w_rpr_w_rfonts_w_ascii_times_new_roman_w_hansi_times_new_roman_w_cs_times_new_roman_w_sz_w_val_24_w_szcs_w_val_24_w_lang_w_val_en_us_w_rpr_w_t_xml_space_preserve_w_t_w_r_w_r_w_rsidr_00cb72ad_w_rpr_w_rfonts_w_ascii_times_new_roman_w_hansi_times_new_roman_w_cs_times_new_roman_w_sz_w_val_24_w_szcs_w_val_24_w_lang_w_val_en_us_w_rpr_w_t_representative_w_t_w_r_w_r_w_rsidr_00cb72ad_w_rsidrpr_00960e95_w_rpr_w_rfonts_w_ascii_times_new_roman_w_hansi_times_new_roman_w_cs_times_new_roman_w_sz_w_val_24_w_szcs_w_val_24_w_lang_w_val_en_us_w_rpr_w_t_xml_space_preserve }}</w:t>
+        <w:t xml:space="preserve"> {{ plaintiff_representative }}</w:t>
       </w:r>
       <w:r>
         <w:rPr>
@@ -217,7 +216,7 @@
           <w:szCs w:val="24"/>
           <w:lang w:val="en-US"/>
         </w:rPr>
-        <w:t xml:space="preserve">{{ w_t_w_r_w_r_w_rsidr_00cb72ad_w_rpr_w_rfonts_w_ascii_times_new_roman_w_hansi_times_new_roman_w_cs_times_new_roman_w_sz_w_val_24_w_szcs_w_val_24_w_lang_w_val_en_us_w_rpr_w_t_defendant_w_t_w_r_w_r_w_rsidr_00cb72ad_w_rsidrpr_00960e95_w_rpr_w_rfonts_w_ascii_times_new_roman_w_hansi_times_new_roman_w_cs_times_new_roman_w_sz_w_val_24_w_szcs_w_val_24_w_lang_w_val_en_us_w_rpr_w_t_xml_space_preserve }}</w:t>
+        <w:t xml:space="preserve">{{ defendant }}</w:t>
       </w:r>
     </w:p>
     <w:p>
@@ -231,15 +230,14 @@
           <w:lang w:val="en-US"/>
         </w:rPr>
       </w:pPr>
-      <w:proofErr w:type="gramStart"/>
-      <w:r>
-        <w:rPr>
-          <w:rFonts w:ascii="Times New Roman" w:hAnsi="Times New Roman" w:cs="Times New Roman"/>
-          <w:sz w:val="24"/>
-          <w:szCs w:val="24"/>
-          <w:lang w:val="en-US"/>
-        </w:rPr>
-        <w:t>{{ defendant_w_t_w_r_w_prooferr_w_type_gramend_w_r_w_rsidr_00f32401_w_rpr_w_rfonts_w_ascii_times_new_roman_w_hansi_times_new_roman_w_cs_times_new_roman_w_sz_w_val_24_w_szcs_w_val_24_w_lang_w_val_en_us_w_rpr_w_t_xml_space_preserve_w_t_w_r_w_r_w_rpr_w_rfonts_w_ascii_times_new_roman_w_hansi_times_new_roman_w_cs_times_new_roman_w_sz_w_val_24_w_szcs_w_val_24_w_lang_w_val_en_us_w_rpr_w_t_id }}</w:t>
+      <w:r>
+        <w:rPr>
+          <w:rFonts w:ascii="Times New Roman" w:hAnsi="Times New Roman" w:cs="Times New Roman"/>
+          <w:sz w:val="24"/>
+          <w:szCs w:val="24"/>
+          <w:lang w:val="en-US"/>
+        </w:rPr>
+        <w:t/>
       </w:r>
     </w:p>
     <w:p>
@@ -294,7 +292,7 @@
           <w:szCs w:val="24"/>
           <w:lang w:val="en-US"/>
         </w:rPr>
-        <w:t xml:space="preserve">{{ w_t_w_r_w_r_w_rsidr_00cb72ad_w_rpr_w_rfonts_w_ascii_times_new_roman_w_hansi_times_new_roman_w_cs_times_new_roman_w_sz_w_val_24_w_szcs_w_val_24_w_lang_w_val_en_us_w_rpr_w_t_registration_w_t_w_r_w_r_w_rsidr_00f32401_w_rpr_w_rfonts_w_ascii_times_new_roman_w_hansi_times_new_roman_w_cs_times_new_roman_w_sz_w_val_24_w_szcs_w_val_24_w_lang_w_val_en_us_w_rpr_w_t_xml_space_preserve_w_t_w_r_w_r_w_rsidr_00cb72ad_w_rpr_w_rfonts_w_ascii_times_new_roman_w_hansi_times_new_roman_w_cs_times_new_roman_w_sz_w_val_24_w_szcs_w_val_24_w_lang_w_val_en_us_w_rpr_w_t_address_w_t_w_r_w_r_w_rsidr_00cb72ad_w_rsidrpr_006830b3_w_rpr_w_rfonts_w_ascii_times_new_roman_w_hansi_times_new_roman_w_cs_times_new_roman_w_sz_w_val_24_w_szcs_w_val_24_w_lang_w_val_en_us_w_rpr_w_t_xml_space_preserve }}</w:t>
+        <w:t xml:space="preserve">{{ registration_address }}</w:t>
       </w:r>
       <w:r>
         <w:rPr>
@@ -427,7 +425,7 @@
           <w:szCs w:val="24"/>
           <w:lang w:val="en-US"/>
         </w:rPr>
-        <w:t xml:space="preserve">{{ w_t_w_r_w_r_w_rsidr_00cb72ad_w_rpr_w_rfonts_w_ascii_times_new_roman_w_hansi_times_new_roman_w_cs_times_new_roman_w_sz_w_val_24_w_szcs_w_val_24_w_lang_w_val_en_us_w_rpr_w_t_plaintiff_w_t_w_r_w_r_w_rsidr_00cb72ad_w_rsidrpr_00960e95_w_rpr_w_rfonts_w_ascii_times_new_roman_w_hansi_times_new_roman_w_cs_times_new_roman_w_sz_w_val_24_w_szcs_w_val_24_w_lang_w_val_en_us_w_rpr_w_t_xml_space_preserve }}</w:t>
+        <w:t xml:space="preserve">{{ plaintiff }}</w:t>
       </w:r>
       <w:r>
         <w:rPr>
@@ -479,7 +477,7 @@
           <w:szCs w:val="24"/>
           <w:lang w:val="en-US"/>
         </w:rPr>
-        <w:t xml:space="preserve">{{ w_t_w_r_w_r_w_rsidr_00cb72ad_w_rpr_w_rfonts_w_ascii_times_new_roman_w_hansi_times_new_roman_w_cs_times_new_roman_w_sz_w_val_24_w_szcs_w_val_24_w_lang_w_val_en_us_w_rpr_w_t_job_w_t_w_r_w_r_w_rsidr_00f32401_w_rpr_w_rfonts_w_ascii_times_new_roman_w_hansi_times_new_roman_w_cs_times_new_roman_w_sz_w_val_24_w_szcs_w_val_24_w_lang_w_val_en_us_w_rpr_w_t_xml_space_preserve_w_t_w_r_w_r_w_rsidr_00cb72ad_w_rpr_w_rfonts_w_ascii_times_new_roman_w_hansi_times_new_roman_w_cs_times_new_roman_w_sz_w_val_24_w_szcs_w_val_24_w_lang_w_val_en_us_w_rpr_w_t_title_w_t_w_r_w_r_w_rsidr_00cb72ad_w_rsidrpr_00960e95_w_rpr_w_rfonts_w_ascii_times_new_roman_w_hansi_times_new_roman_w_cs_times_new_roman_w_sz_w_val_24_w_szcs_w_val_24_w_lang_w_val_en_us_w_rpr_w_t_xml_space_preserve }}</w:t>
+        <w:t xml:space="preserve">{{ job_title }}</w:t>
       </w:r>
       <w:r>
         <w:rPr>
@@ -514,7 +512,7 @@
           <w:szCs w:val="24"/>
           <w:lang w:val="en-US"/>
         </w:rPr>
-        <w:t xml:space="preserve">{{ w_t_w_r_w_r_w_rsidr_00cb72ad_w_rpr_w_rfonts_w_ascii_times_new_roman_w_hansi_times_new_roman_w_cs_times_new_roman_w_sz_w_val_24_w_szcs_w_val_24_w_lang_w_val_en_us_w_rpr_w_t_work_w_t_w_r_w_r_w_rsidr_00f32401_w_rpr_w_rfonts_w_ascii_times_new_roman_w_hansi_times_new_roman_w_cs_times_new_roman_w_sz_w_val_24_w_szcs_w_val_24_w_lang_w_val_en_us_w_rpr_w_t_xml_space_preserve_w_t_w_r_w_r_w_rsidr_00cb72ad_w_rpr_w_rfonts_w_ascii_times_new_roman_w_hansi_times_new_roman_w_cs_times_new_roman_w_sz_w_val_24_w_szcs_w_val_24_w_lang_w_val_en_us_w_rpr_w_t_place_w_t_w_r_w_r_w_rsidr_00cb72ad_w_rsidrpr_00960e95_w_rpr_w_rfonts_w_ascii_times_new_roman_w_hansi_times_new_roman_w_cs_times_new_roman_w_sz_w_val_24_w_szcs_w_val_24_w_lang_w_val_en_us_w_rpr_w_t_xml_space_preserve }}</w:t>
+        <w:t xml:space="preserve">{{ work_place }}</w:t>
       </w:r>
       <w:r>
         <w:rPr>
@@ -549,7 +547,7 @@
           <w:szCs w:val="24"/>
           <w:lang w:val="en-US"/>
         </w:rPr>
-        <w:t xml:space="preserve">{{ w_t_w_r_w_r_w_rsidr_00cb72ad_w_rpr_w_rfonts_w_ascii_times_new_roman_w_hansi_times_new_roman_w_cs_times_new_roman_w_sz_w_val_24_w_szcs_w_val_24_w_lang_w_val_en_us_w_rpr_w_t_date_w_t_w_r_w_r_w_rsidr_00f32401_w_rpr_w_rfonts_w_ascii_times_new_roman_w_hansi_times_new_roman_w_cs_times_new_roman_w_sz_w_val_24_w_szcs_w_val_24_w_lang_w_val_en_us_w_rpr_w_t_xml_space_preserve_w_t_w_r_w_r_w_rsidr_00cb72ad_w_rpr_w_rfonts_w_ascii_times_new_roman_w_hansi_times_new_roman_w_cs_times_new_roman_w_sz_w_val_24_w_szcs_w_val_24_w_lang_w_val_en_us_w_rpr_w_t_from_w_t_w_r_w_r_w_rsidr_00cb72ad_w_rsidrpr_00960e95_w_rpr_w_rfonts_w_ascii_times_new_roman_w_hansi_times_new_roman_w_cs_times_new_roman_w_sz_w_val_24_w_szcs_w_val_24_w_lang_w_val_en_us_w_rpr_w_t_xml_space_preserve }}</w:t>
+        <w:t xml:space="preserve">{{ date_from }}</w:t>
       </w:r>
       <w:r>
         <w:rPr>
@@ -601,7 +599,7 @@
           <w:szCs w:val="24"/>
           <w:lang w:val="en-US"/>
         </w:rPr>
-        <w:t xml:space="preserve">{{ w_t_w_r_w_r_w_rsidr_00cb72ad_w_rpr_w_rfonts_w_ascii_times_new_roman_w_hansi_times_new_roman_w_cs_times_new_roman_w_sz_w_val_24_w_szcs_w_val_24_w_lang_w_val_en_us_w_rpr_w_t_date_w_t_w_r_w_r_w_rsidr_00f32401_w_rpr_w_rfonts_w_ascii_times_new_roman_w_hansi_times_new_roman_w_cs_times_new_roman_w_sz_w_val_24_w_szcs_w_val_24_w_lang_w_val_en_us_w_rpr_w_t_xml_space_preserve_w_t_w_r_w_r_w_rsidr_00cb72ad_w_rpr_w_rfonts_w_ascii_times_new_roman_w_hansi_times_new_roman_w_cs_times_new_roman_w_sz_w_val_24_w_szcs_w_val_24_w_lang_w_val_en_us_w_rpr_w_t_to_w_t_w_r_w_r_w_rsidr_00cb72ad_w_rsidrpr_00960e95_w_rpr_w_rfonts_w_ascii_times_new_roman_w_hansi_times_new_roman_w_cs_times_new_roman_w_sz_w_val_24_w_szcs_w_val_24_w_lang_w_val_en_us_w_rpr_w_t_xml_space_preserve }}</w:t>
+        <w:t xml:space="preserve">{{ date_to }}</w:t>
       </w:r>
       <w:r>
         <w:rPr>
@@ -670,7 +668,7 @@
           <w:szCs w:val="24"/>
           <w:lang w:val="en-US"/>
         </w:rPr>
-        <w:t xml:space="preserve">{{ w_t_w_r_w_r_w_rsidr_00cb72ad_w_rpr_w_rfonts_w_ascii_times_new_roman_w_hansi_times_new_roman_w_cs_times_new_roman_w_sz_w_val_24_w_szcs_w_val_24_w_lang_w_val_en_us_w_rpr_w_t_name_w_t_w_r_w_r_w_rsidr_00f32401_w_rpr_w_rfonts_w_ascii_times_new_roman_w_hansi_times_new_roman_w_cs_times_new_roman_w_sz_w_val_24_w_szcs_w_val_24_w_lang_w_val_en_us_w_rpr_w_t_xml_space_preserve_w_t_w_r_w_r_w_rsidr_00cb72ad_w_rpr_w_rfonts_w_ascii_times_new_roman_w_hansi_times_new_roman_w_cs_times_new_roman_w_sz_w_val_24_w_szcs_w_val_24_w_lang_w_val_en_us_w_rpr_w_t_or_w_t_w_r_w_r_w_rsidr_00a076d0_w_rpr_w_rfonts_w_ascii_times_new_roman_w_hansi_times_new_roman_w_cs_times_new_roman_w_sz_w_val_24_w_szcs_w_val_24_w_lang_w_val_en_us_w_rpr_w_t_g }} {{ name_w_t_w_r_w_r_w_rsidr_00f32401_w_rpr_w_rfonts_w_ascii_times_new_roman_w_hansi_times_new_roman_w_cs_times_new_roman_w_sz_w_val_24_w_szcs_w_val_24_w_lang_w_val_en_us_w_rpr_w_t_xml_space_preserve_w_t_w_r_w_r_w_rsidr_00a076d0_w_rpr_w_rfonts_w_ascii_times_new_roman_w_hansi_times_new_roman_w_cs_times_new_roman_w_sz_w_val_24_w_szcs_w_val_24_w_lang_w_val_en_us_w_rpr_w_t_director }}</w:t>
+        <w:t xml:space="preserve">{{ name_or }} </w:t>
       </w:r>
       <w:r>
         <w:rPr>
@@ -824,7 +822,7 @@
           <w:szCs w:val="24"/>
           <w:lang w:val="en-US"/>
         </w:rPr>
-        <w:t xml:space="preserve">{{ w_t_w_r_w_r_w_rsidr_00cb72ad_w_rpr_w_rfonts_w_ascii_times_new_roman_w_hansi_times_new_roman_w_cs_times_new_roman_w_sz_w_val_24_w_szcs_w_val_24_w_lang_w_val_en_us_w_rpr_w_t_article_w_t_w_r_w_r_w_rsidr_00f32401_w_rpr_w_rfonts_w_ascii_times_new_roman_w_hansi_times_new_roman_w_cs_times_new_roman_w_sz_w_val_24_w_szcs_w_val_24_w_lang_w_val_en_us_w_rpr_w_t_xml_space_preserve_i_w_t_w_r_w_r_w_rsidr_00cb72ad_w_rpr_w_rfonts_w_ascii_times_new_roman_w_hansi_times_new_roman_w_cs_times_new_roman_w_sz_w_val_24_w_szcs_w_val_24_w_lang_w_val_en_us_w_rpr_w_t_n_w_t_w_r_w_r_w_rsidr_00f32401_w_rpr_w_rfonts_w_ascii_times_new_roman_w_hansi_times_new_roman_w_cs_times_new_roman_w_sz_w_val_24_w_szcs_w_val_24_w_lang_w_val_en_us_w_rpr_w_t_xml_space_preserve_w_t_w_r_w_r_w_rsidr_00cb72ad_w_rpr_w_rfonts_w_ascii_times_new_roman_w_hansi_times_new_roman_w_cs_times_new_roman_w_sz_w_val_24_w_szcs_w_val_24_w_lang_w_val_en_us_w_rpr_w_t_law_w_t_w_r_w_r_w_rsidr_00cb72ad_w_rsidrpr_00960e95_w_rpr_w_rfonts_w_ascii_times_new_roman_w_hansi_times_new_roman_w_cs_times_new_roman_w_sz_w_val_24_w_szcs_w_val_24_w_lang_w_val_en_us_w_rpr_w_t_xml_space_preserve }}</w:t>
+        <w:t xml:space="preserve">{{ article_in_law }}</w:t>
       </w:r>
       <w:r>
         <w:rPr>
@@ -927,7 +925,7 @@
           <w:szCs w:val="24"/>
           <w:lang w:val="en-US"/>
         </w:rPr>
-        <w:t xml:space="preserve">{{ w_t_w_r_w_r_w_rsidr_00960e95_w_rpr_w_rfonts_w_ascii_times_new_roman_w_hansi_times_new_roman_w_cs_times_new_roman_w_sz_w_val_24_w_szcs_w_val_24_w_lang_w_val_en_us_w_rpr_w_t_reason_w_t_w_r_w_r_w_rsidr_00cb72ad_w_rsidrpr_00960e95_w_rpr_w_rfonts_w_ascii_times_new_roman_w_hansi_times_new_roman_w_cs_times_new_roman_w_sz_w_val_24_w_szcs_w_val_24_w_lang_w_val_en_us_w_rpr_w_t_xml_space_preserve }}</w:t>
+        <w:t xml:space="preserve">{{ reason }}</w:t>
       </w:r>
       <w:r>
         <w:rPr>
@@ -979,7 +977,7 @@
           <w:szCs w:val="24"/>
           <w:lang w:val="en-US"/>
         </w:rPr>
-        <w:t xml:space="preserve">{{ w_t_w_r_w_r_w_rsidr_008f4afa_w_rpr_w_rfonts_w_ascii_times_new_roman_w_hansi_times_new_roman_w_cs_times_new_roman_w_sz_w_val_24_w_szcs_w_val_24_w_lang_w_val_en_us_w_rpr_w_t_proof_w_t_w_r_w_r_w_rsidr_00cb72ad_w_rpr_w_rfonts_w_ascii_times_new_roman_w_hansi_times_new_roman_w_cs_times_new_roman_w_sz_w_val_24_w_szcs_w_val_24_w_lang_w_val_en_us_w_rpr_w_t_xml_space_preserve }}</w:t>
+        <w:t xml:space="preserve">{{ proof }}</w:t>
       </w:r>
       <w:r>
         <w:rPr>
@@ -1001,15 +999,14 @@
           <w:lang w:val="en-US"/>
         </w:rPr>
       </w:pPr>
-      <w:proofErr w:type="gramStart"/>
-      <w:r>
-        <w:rPr>
-          <w:rFonts w:ascii="Times New Roman" w:hAnsi="Times New Roman" w:cs="Times New Roman"/>
-          <w:sz w:val="24"/>
-          <w:szCs w:val="24"/>
-          <w:lang w:val="en-US"/>
-        </w:rPr>
-        <w:t>{{ details_w_t_w_r_w_prooferr_w_type_gramend_w_r_w_rpr_w_rfonts_w_ascii_times_new_roman_w_hansi_times_new_roman_w_cs_times_new_roman_w_sz_w_val_24_w_szcs_w_val_24_w_lang_w_val_en_us_w_rpr_w_t_xml_space_preserve }}</w:t>
+      <w:r>
+        <w:rPr>
+          <w:rFonts w:ascii="Times New Roman" w:hAnsi="Times New Roman" w:cs="Times New Roman"/>
+          <w:sz w:val="24"/>
+          <w:szCs w:val="24"/>
+          <w:lang w:val="en-US"/>
+        </w:rPr>
+        <w:t>{{ details }}</w:t>
       </w:r>
       <w:r>
         <w:rPr>
@@ -1146,7 +1143,7 @@
           <w:sz w:val="24"/>
           <w:szCs w:val="24"/>
         </w:rPr>
-        <w:t xml:space="preserve">{{ w_t_w_r_w_r_w_rsidr_00db057d_w_rpr_w_rfonts_w_ascii_times_new_roman_w_hansi_times_new_roman_w_cs_times_new_roman_w_sz_w_val_24_w_szcs_w_val_24_w_lang_w_val_en_us_w_rpr_w_t_work_w_t_w_r_w_r_w_rsidr_00f32401_w_rsidrpr_00f32401_w_rpr_w_rfonts_w_ascii_times_new_roman_w_hansi_times_new_roman_w_cs_times_new_roman_w_sz_w_val_24_w_szcs_w_val_24_w_rpr_w_t_xml_space_preserve_w_t_w_r_w_r_w_rsidr_00db057d_w_rpr_w_rfonts_w_ascii_times_new_roman_w_hansi_times_new_roman_w_cs_times_new_roman_w_sz_w_val_24_w_szcs_w_val_24_w_lang_w_val_en_us_w_rpr_w_t_place_w_t_w_r_w_r_w_rsidr_00db057d_w_rsidrpr_00db057d_w_rpr_w_rfonts_w_ascii_times_new_roman_w_hansi_times_new_roman_w_cs_times_new_roman_w_sz_w_val_24_w_szcs_w_val_24_w_rpr_w_t_xml_space_preserve }} </w:t>
+        <w:t xml:space="preserve">{{ work_place }} </w:t>
       </w:r>
       <w:r>
         <w:rPr>
@@ -1162,7 +1159,7 @@
           <w:sz w:val="24"/>
           <w:szCs w:val="24"/>
         </w:rPr>
-        <w:t xml:space="preserve"> {{ w_t_w_r_w_r_w_rsidr_00db057d_w_rpr_w_rfonts_w_ascii_times_new_roman_w_hansi_times_new_roman_w_cs_times_new_roman_w_sz_w_val_24_w_szcs_w_val_24_w_lang_w_val_en_us_w_rpr_w_t_job_w_t_w_r_w_r_w_rsidr_00f32401_w_rsidrpr_00f32401_w_rpr_w_rfonts_w_ascii_times_new_roman_w_hansi_times_new_roman_w_cs_times_new_roman_w_sz_w_val_24_w_szcs_w_val_24_w_rpr_w_t_xml_space_preserve_w_t_w_r_w_r_w_rsidr_00db057d_w_rpr_w_rfonts_w_ascii_times_new_roman_w_hansi_times_new_roman_w_cs_times_new_roman_w_sz_w_val_24_w_szcs_w_val_24_w_lang_w_val_en_us_w_rpr_w_t_title_w_t_w_r_w_r_w_rsidr_00db057d_w_rsidrpr_00db057d_w_rpr_w_rfonts_w_ascii_times_new_roman_w_hansi_times_new_roman_w_cs_times_new_roman_w_sz_w_val_24_w_szcs_w_val_24_w_rpr_w_t_xml_space_preserve }}</w:t>
+        <w:t xml:space="preserve"> {{ job_title }}</w:t>
       </w:r>
       <w:r>
         <w:rPr>
@@ -1210,7 +1207,7 @@
           <w:sz w:val="24"/>
           <w:szCs w:val="24"/>
         </w:rPr>
-        <w:t xml:space="preserve">{{ w_t_w_r_w_r_w_rsidr_00db057d_w_rpr_w_rfonts_w_ascii_times_new_roman_w_hansi_times_new_roman_w_cs_times_new_roman_w_sz_w_val_24_w_szcs_w_val_24_w_lang_w_val_en_us_w_rpr_w_t_amount_w_t_w_r_w_r_w_rsidr_00f32401_w_rsidrpr_00f32401_w_rpr_w_rfonts_w_ascii_times_new_roman_w_hansi_times_new_roman_w_cs_times_new_roman_w_sz_w_val_24_w_szcs_w_val_24_w_rpr_w_t_xml_space_preserve_w_t_w_r_w_r_w_rsidr_00db057d_w_rpr_w_rfonts_w_ascii_times_new_roman_w_hansi_times_new_roman_w_cs_times_new_roman_w_sz_w_val_24_w_szcs_w_val_24_w_lang_w_val_en_us_w_rpr_w_t_of_w_t_w_r_w_r_w_rsidr_00f32401_w_rsidrpr_00f32401_w_rpr_w_rfonts_w_ascii_times_new_roman_w_hansi_times_new_roman_w_cs_times_new_roman_w_sz_w_val_24_w_szcs_w_val_24_w_rpr_w_t_xml_space_preserve_w_t_w_r_w_r_w_rsidr_00db057d_w_rpr_w_rfonts_w_ascii_times_new_roman_w_hansi_times_new_roman_w_cs_times_new_roman_w_sz_w_val_24_w_szcs_w_val_24_w_lang_w_val_en_us_w_rpr_w_t_compensation_w_t_w_r_w_r_w_rsidr_00db057d_w_rsidrpr_00db057d_w_rpr_w_rfonts_w_ascii_times_new_roman_w_hansi_times_new_roman_w_cs_times_new_roman_w_sz_w_val_24_w_szcs_w_val_24_w_rpr_w_t_xml_space_preserve }}</w:t>
+        <w:t xml:space="preserve">{{ amount_of_compensation }}</w:t>
       </w:r>
       <w:r>
         <w:rPr>
@@ -1250,7 +1247,7 @@
           <w:sz w:val="24"/>
           <w:szCs w:val="24"/>
         </w:rPr>
-        <w:t xml:space="preserve">{{ w_t_w_r_w_r_w_rsidr_00db057d_w_rpr_w_rfonts_w_ascii_times_new_roman_w_hansi_times_new_roman_w_cs_times_new_roman_w_sz_w_val_24_w_szcs_w_val_24_w_lang_w_val_en_us_w_rpr_w_t_amount_w_t_w_r_w_r_w_rsidr_00f32401_w_rsidrpr_00f32401_w_rpr_w_rfonts_w_ascii_times_new_roman_w_hansi_times_new_roman_w_cs_times_new_roman_w_sz_w_val_24_w_szcs_w_val_24_w_rpr_w_t_xml_space_preserve_w_t_w_r_w_r_w_rsidr_00db057d_w_rpr_w_rfonts_w_ascii_times_new_roman_w_hansi_times_new_roman_w_cs_times_new_roman_w_sz_w_val_24_w_szcs_w_val_24_w_lang_w_val_en_us_w_rpr_w_t_of_w_t_w_r_w_r_w_rsidr_00f32401_w_rsidrpr_00f32401_w_rpr_w_rfonts_w_ascii_times_new_roman_w_hansi_times_new_roman_w_cs_times_new_roman_w_sz_w_val_24_w_szcs_w_val_24_w_rpr_w_t_xml_space_preserve_w_t_w_r_w_r_w_rsidr_00db057d_w_rpr_w_rfonts_w_ascii_times_new_roman_w_hansi_times_new_roman_w_cs_times_new_roman_w_sz_w_val_24_w_szcs_w_val_24_w_lang_w_val_en_us_w_rpr_w_t_moral_w_t_w_r_w_r_w_rsidr_00f32401_w_rsidrpr_00f32401_w_rpr_w_rfonts_w_ascii_times_new_roman_w_hansi_times_new_roman_w_cs_times_new_roman_w_sz_w_val_24_w_szcs_w_val_24_w_rpr_w_t_xml_space_preserve_w_t_w_r_w_r_w_rsidr_00db057d_w_rpr_w_rfonts_w_ascii_times_new_roman_w_hansi_times_new_roman_w_cs_times_new_roman_w_sz_w_val_24_w_szcs_w_val_24_w_lang_w_val_en_us_w_rpr_w_t_damages_w_t_w_r_w_r_w_rsidr_00db057d_w_rsidrpr_00db057d_w_rpr_w_rfonts_w_ascii_times_new_roman_w_hansi_times_new_roman_w_cs_times_new_roman_w_sz_w_val_24_w_szcs_w_val_24_w_rpr_w_t_xml_space_preserve }} </w:t>
+        <w:t xml:space="preserve">{{ amount_of_moral_damages }} </w:t>
       </w:r>
       <w:r>
         <w:rPr>
@@ -1298,7 +1295,7 @@
           <w:szCs w:val="24"/>
           <w:lang w:val="en-US"/>
         </w:rPr>
-        <w:t>{{ w_t_w_r_w_r_w_rsidr_00f32401_w_rpr_w_rfonts_w_ascii_times_new_roman_w_hansi_times_new_roman_w_cs_times_new_roman_w_i_w_ics_w_sz_w_val_24_w_szcs_w_val_24_w_lang_w_val_en_us_w_rpr_w_t_xml_space_preserve_signature_w_t_w_r_w_r_w_rsidrpr_006830b3_w_rpr_w_rfonts_w_ascii_times_new_roman_w_hansi_times_new_roman_w_cs_times_new_roman_w_i_w_ics_w_sz_w_val_24_w_szcs_w_val_24_w_lang_w_val_en_us_w_rpr_w_t }}</w:t>
+        <w:t>{{ signature }}</w:t>
       </w:r>
       <w:r>
         <w:rPr>
